--- a/lessons/4-1/downloads/reveal/teacher/4.1-session-2-prerequisite-practice-b.docx
+++ b/lessons/4-1/downloads/reveal/teacher/4.1-session-2-prerequisite-practice-b.docx
@@ -114,7 +114,7 @@
           <w:sz w:val="17"/>
           <w:szCs w:val="17"/>
         </w:rPr>
-        <w:t xml:space="preserve">Builds on Lesson 4-1 Session 1 · 6.RP.A.3c</w:t>
+        <w:t xml:space="preserve">Builds on Lesson 4-1 Session 1</w:t>
       </w:r>
     </w:p>
     <w:tbl>
@@ -186,7 +186,7 @@
                 <w:sz w:val="20"/>
                 <w:szCs w:val="20"/>
               </w:rPr>
-              <w:t xml:space="preserve">You will write 90 jumps compared to 50 jumps as a percent.</w:t>
+              <w:t xml:space="preserve">You will write an amount compared to the whole as a percent, like 90 jumps compared to 50.</w:t>
             </w:r>
           </w:p>
         </w:tc>
@@ -245,7 +245,7 @@
                 <w:sz w:val="20"/>
                 <w:szCs w:val="20"/>
               </w:rPr>
-              <w:t xml:space="preserve">You will use it in Practice Form A, problems 3 and 4.</w:t>
+              <w:t xml:space="preserve">You will use it in Practice, problems 3 and 4.</w:t>
             </w:r>
           </w:p>
         </w:tc>
@@ -261,6 +261,7 @@
           <w:tab w:val="right" w:pos="9504"/>
         </w:tabs>
         <w:spacing w:before="50" w:after="36" w:line="240" w:lineRule="auto"/>
+        <w:outlineLvl w:val="1"/>
       </w:pPr>
       <w:r>
         <w:rPr>
@@ -370,7 +371,7 @@
                 <w:sz w:val="21"/>
                 <w:szCs w:val="21"/>
               </w:rPr>
-              <w:t xml:space="preserve">part : whole</w:t>
+              <w:t xml:space="preserve">amount : whole</w:t>
             </w:r>
             <w:r>
               <w:rPr>
@@ -518,6 +519,7 @@
           <w:tab w:val="right" w:pos="9504"/>
         </w:tabs>
         <w:spacing w:before="50" w:after="36" w:line="240" w:lineRule="auto"/>
+        <w:outlineLvl w:val="1"/>
       </w:pPr>
       <w:r>
         <w:rPr>
@@ -724,6 +726,7 @@
           <w:tab w:val="right" w:pos="9504"/>
         </w:tabs>
         <w:spacing w:before="50" w:after="36" w:line="240" w:lineRule="auto"/>
+        <w:outlineLvl w:val="1"/>
       </w:pPr>
       <w:r>
         <w:rPr>
@@ -770,8 +773,8 @@
           <w:rFonts w:ascii="Avenir Next" w:hAnsi="Avenir Next" w:cs="Avenir Next" w:eastAsia="Avenir Next"/>
           <w:b/>
           <w:color w:val="1A1A1A"/>
-          <w:sz w:val="22"/>
-          <w:szCs w:val="22"/>
+          <w:sz w:val="21"/>
+          <w:szCs w:val="21"/>
         </w:rPr>
         <w:t xml:space="preserve">1.</w:t>
       </w:r>
@@ -779,8 +782,8 @@
         <w:rPr>
           <w:rFonts w:ascii="Avenir Next" w:hAnsi="Avenir Next" w:cs="Avenir Next" w:eastAsia="Avenir Next"/>
           <w:color w:val="1A1A1A"/>
-          <w:sz w:val="22"/>
-          <w:szCs w:val="22"/>
+          <w:sz w:val="21"/>
+          <w:szCs w:val="21"/>
         </w:rPr>
         <w:tab/>
       </w:r>
@@ -788,8 +791,8 @@
         <w:rPr>
           <w:rFonts w:ascii="Avenir Next" w:hAnsi="Avenir Next" w:cs="Avenir Next" w:eastAsia="Avenir Next"/>
           <w:color w:val="1A1A1A"/>
-          <w:sz w:val="22"/>
-          <w:szCs w:val="22"/>
+          <w:sz w:val="21"/>
+          <w:szCs w:val="21"/>
         </w:rPr>
         <w:t xml:space="preserve">7 out of 25 students walk. What percent is that?</w:t>
       </w:r>
@@ -934,7 +937,26 @@
           <w:sz w:val="21"/>
           <w:szCs w:val="21"/>
         </w:rPr>
-        <w:t xml:space="preserve">7 × 4 = </w:t>
+        <w:t xml:space="preserve">7 × </w:t>
+      </w:r>
+      <w:r>
+        <w:rPr>
+          <w:rFonts w:ascii="Avenir Next" w:hAnsi="Avenir Next" w:cs="Avenir Next" w:eastAsia="Avenir Next"/>
+          <w:color w:val="1A1A1A"/>
+          <w:sz w:val="21"/>
+          <w:szCs w:val="21"/>
+          <w:u w:val="single"/>
+        </w:rPr>
+        <w:t xml:space="preserve">                </w:t>
+      </w:r>
+      <w:r>
+        <w:rPr>
+          <w:rFonts w:ascii="Avenir Next" w:hAnsi="Avenir Next" w:cs="Avenir Next" w:eastAsia="Avenir Next"/>
+          <w:color w:val="1A1A1A"/>
+          <w:sz w:val="21"/>
+          <w:szCs w:val="21"/>
+        </w:rPr>
+        <w:t xml:space="preserve"> = </w:t>
       </w:r>
       <w:r>
         <w:rPr>
@@ -994,8 +1016,8 @@
           <w:rFonts w:ascii="Avenir Next" w:hAnsi="Avenir Next" w:cs="Avenir Next" w:eastAsia="Avenir Next"/>
           <w:b/>
           <w:color w:val="1A1A1A"/>
-          <w:sz w:val="22"/>
-          <w:szCs w:val="22"/>
+          <w:sz w:val="21"/>
+          <w:szCs w:val="21"/>
         </w:rPr>
         <w:t xml:space="preserve">2.</w:t>
       </w:r>
@@ -1003,8 +1025,8 @@
         <w:rPr>
           <w:rFonts w:ascii="Avenir Next" w:hAnsi="Avenir Next" w:cs="Avenir Next" w:eastAsia="Avenir Next"/>
           <w:color w:val="1A1A1A"/>
-          <w:sz w:val="22"/>
-          <w:szCs w:val="22"/>
+          <w:sz w:val="21"/>
+          <w:szCs w:val="21"/>
         </w:rPr>
         <w:tab/>
       </w:r>
@@ -1012,8 +1034,8 @@
         <w:rPr>
           <w:rFonts w:ascii="Avenir Next" w:hAnsi="Avenir Next" w:cs="Avenir Next" w:eastAsia="Avenir Next"/>
           <w:color w:val="1A1A1A"/>
-          <w:sz w:val="22"/>
-          <w:szCs w:val="22"/>
+          <w:sz w:val="21"/>
+          <w:szCs w:val="21"/>
         </w:rPr>
         <w:t xml:space="preserve">Mia ran 20 laps last week (the whole) and 30 laps this week. Write 30 as a percent of 20.</w:t>
       </w:r>
@@ -1100,8 +1122,18 @@
           <w:color w:val="1A1A1A"/>
           <w:sz w:val="21"/>
           <w:szCs w:val="21"/>
-        </w:rPr>
-        <w:t xml:space="preserve">20 × </w:t>
+          <w:u w:val="single"/>
+        </w:rPr>
+        <w:t xml:space="preserve">                </w:t>
+      </w:r>
+      <w:r>
+        <w:rPr>
+          <w:rFonts w:ascii="Avenir Next" w:hAnsi="Avenir Next" w:cs="Avenir Next" w:eastAsia="Avenir Next"/>
+          <w:color w:val="1A1A1A"/>
+          <w:sz w:val="21"/>
+          <w:szCs w:val="21"/>
+        </w:rPr>
+        <w:t xml:space="preserve"> × </w:t>
       </w:r>
       <w:r>
         <w:rPr>
@@ -1158,7 +1190,26 @@
           <w:sz w:val="21"/>
           <w:szCs w:val="21"/>
         </w:rPr>
-        <w:t xml:space="preserve">30 × 5 = </w:t>
+        <w:t xml:space="preserve">30 × </w:t>
+      </w:r>
+      <w:r>
+        <w:rPr>
+          <w:rFonts w:ascii="Avenir Next" w:hAnsi="Avenir Next" w:cs="Avenir Next" w:eastAsia="Avenir Next"/>
+          <w:color w:val="1A1A1A"/>
+          <w:sz w:val="21"/>
+          <w:szCs w:val="21"/>
+          <w:u w:val="single"/>
+        </w:rPr>
+        <w:t xml:space="preserve">                </w:t>
+      </w:r>
+      <w:r>
+        <w:rPr>
+          <w:rFonts w:ascii="Avenir Next" w:hAnsi="Avenir Next" w:cs="Avenir Next" w:eastAsia="Avenir Next"/>
+          <w:color w:val="1A1A1A"/>
+          <w:sz w:val="21"/>
+          <w:szCs w:val="21"/>
+        </w:rPr>
+        <w:t xml:space="preserve"> = </w:t>
       </w:r>
       <w:r>
         <w:rPr>
@@ -1214,6 +1265,7 @@
           <w:tab w:val="right" w:pos="9504"/>
         </w:tabs>
         <w:spacing w:before="50" w:after="36" w:line="240" w:lineRule="auto"/>
+        <w:outlineLvl w:val="1"/>
       </w:pPr>
       <w:r>
         <w:rPr>
@@ -1298,8 +1350,8 @@
                 <w:rFonts w:ascii="Avenir Next" w:hAnsi="Avenir Next" w:cs="Avenir Next" w:eastAsia="Avenir Next"/>
                 <w:b/>
                 <w:color w:val="1A1A1A"/>
-                <w:sz w:val="22"/>
-                <w:szCs w:val="22"/>
+                <w:sz w:val="21"/>
+                <w:szCs w:val="21"/>
               </w:rPr>
               <w:t xml:space="preserve">3.</w:t>
             </w:r>
@@ -1307,8 +1359,8 @@
               <w:rPr>
                 <w:rFonts w:ascii="Avenir Next" w:hAnsi="Avenir Next" w:cs="Avenir Next" w:eastAsia="Avenir Next"/>
                 <w:color w:val="1A1A1A"/>
-                <w:sz w:val="22"/>
-                <w:szCs w:val="22"/>
+                <w:sz w:val="21"/>
+                <w:szCs w:val="21"/>
               </w:rPr>
               <w:tab/>
             </w:r>
@@ -1316,8 +1368,8 @@
               <w:rPr>
                 <w:rFonts w:ascii="Avenir Next" w:hAnsi="Avenir Next" w:cs="Avenir Next" w:eastAsia="Avenir Next"/>
                 <w:color w:val="1A1A1A"/>
-                <w:sz w:val="22"/>
-                <w:szCs w:val="22"/>
+                <w:sz w:val="21"/>
+                <w:szCs w:val="21"/>
               </w:rPr>
               <w:t xml:space="preserve">Write each ratio as a percent.</w:t>
             </w:r>
@@ -1371,8 +1423,8 @@
                       <w:rFonts w:ascii="Avenir Next" w:hAnsi="Avenir Next" w:cs="Avenir Next" w:eastAsia="Avenir Next"/>
                       <w:b/>
                       <w:color w:val="003A70"/>
-                      <w:sz w:val="22"/>
-                      <w:szCs w:val="22"/>
+                      <w:sz w:val="21"/>
+                      <w:szCs w:val="21"/>
                     </w:rPr>
                     <w:t xml:space="preserve">a.</w:t>
                   </w:r>
@@ -1380,8 +1432,8 @@
                     <w:rPr>
                       <w:rFonts w:ascii="Avenir Next" w:hAnsi="Avenir Next" w:cs="Avenir Next" w:eastAsia="Avenir Next"/>
                       <w:color w:val="1A1A1A"/>
-                      <w:sz w:val="22"/>
-                      <w:szCs w:val="22"/>
+                      <w:sz w:val="21"/>
+                      <w:szCs w:val="21"/>
                     </w:rPr>
                     <w:tab/>
                   </w:r>
@@ -1389,8 +1441,8 @@
                     <w:rPr>
                       <w:rFonts w:ascii="Avenir Next" w:hAnsi="Avenir Next" w:cs="Avenir Next" w:eastAsia="Avenir Next"/>
                       <w:color w:val="1A1A1A"/>
-                      <w:sz w:val="22"/>
-                      <w:szCs w:val="22"/>
+                      <w:sz w:val="21"/>
+                      <w:szCs w:val="21"/>
                     </w:rPr>
                     <w:t xml:space="preserve">3 out of 10 =</w:t>
                   </w:r>
@@ -1398,8 +1450,8 @@
                     <w:rPr>
                       <w:rFonts w:ascii="Avenir Next" w:hAnsi="Avenir Next" w:cs="Avenir Next" w:eastAsia="Avenir Next"/>
                       <w:color w:val="1A1A1A"/>
-                      <w:sz w:val="22"/>
-                      <w:szCs w:val="22"/>
+                      <w:sz w:val="21"/>
+                      <w:szCs w:val="21"/>
                     </w:rPr>
                     <w:t xml:space="preserve">  </w:t>
                   </w:r>
@@ -1407,8 +1459,8 @@
                     <w:rPr>
                       <w:rFonts w:ascii="Avenir Next" w:hAnsi="Avenir Next" w:cs="Avenir Next" w:eastAsia="Avenir Next"/>
                       <w:color w:val="1A1A1A"/>
-                      <w:sz w:val="22"/>
-                      <w:szCs w:val="22"/>
+                      <w:sz w:val="21"/>
+                      <w:szCs w:val="21"/>
                       <w:u w:val="single"/>
                     </w:rPr>
                     <w:t xml:space="preserve">     </w:t>
@@ -1417,8 +1469,8 @@
                     <w:rPr>
                       <w:rFonts w:ascii="Avenir Next" w:hAnsi="Avenir Next" w:cs="Avenir Next" w:eastAsia="Avenir Next"/>
                       <w:color w:val="1A1A1A"/>
-                      <w:sz w:val="22"/>
-                      <w:szCs w:val="22"/>
+                      <w:sz w:val="21"/>
+                      <w:szCs w:val="21"/>
                     </w:rPr>
                     <w:t xml:space="preserve"> %</w:t>
                   </w:r>
@@ -1442,8 +1494,8 @@
                       <w:rFonts w:ascii="Avenir Next" w:hAnsi="Avenir Next" w:cs="Avenir Next" w:eastAsia="Avenir Next"/>
                       <w:b/>
                       <w:color w:val="003A70"/>
-                      <w:sz w:val="22"/>
-                      <w:szCs w:val="22"/>
+                      <w:sz w:val="21"/>
+                      <w:szCs w:val="21"/>
                     </w:rPr>
                     <w:t xml:space="preserve">b.</w:t>
                   </w:r>
@@ -1451,8 +1503,8 @@
                     <w:rPr>
                       <w:rFonts w:ascii="Avenir Next" w:hAnsi="Avenir Next" w:cs="Avenir Next" w:eastAsia="Avenir Next"/>
                       <w:color w:val="1A1A1A"/>
-                      <w:sz w:val="22"/>
-                      <w:szCs w:val="22"/>
+                      <w:sz w:val="21"/>
+                      <w:szCs w:val="21"/>
                     </w:rPr>
                     <w:tab/>
                   </w:r>
@@ -1460,8 +1512,8 @@
                     <w:rPr>
                       <w:rFonts w:ascii="Avenir Next" w:hAnsi="Avenir Next" w:cs="Avenir Next" w:eastAsia="Avenir Next"/>
                       <w:color w:val="1A1A1A"/>
-                      <w:sz w:val="22"/>
-                      <w:szCs w:val="22"/>
+                      <w:sz w:val="21"/>
+                      <w:szCs w:val="21"/>
                     </w:rPr>
                     <w:t xml:space="preserve">11 out of 20 =</w:t>
                   </w:r>
@@ -1469,8 +1521,8 @@
                     <w:rPr>
                       <w:rFonts w:ascii="Avenir Next" w:hAnsi="Avenir Next" w:cs="Avenir Next" w:eastAsia="Avenir Next"/>
                       <w:color w:val="1A1A1A"/>
-                      <w:sz w:val="22"/>
-                      <w:szCs w:val="22"/>
+                      <w:sz w:val="21"/>
+                      <w:szCs w:val="21"/>
                     </w:rPr>
                     <w:t xml:space="preserve">  </w:t>
                   </w:r>
@@ -1478,8 +1530,8 @@
                     <w:rPr>
                       <w:rFonts w:ascii="Avenir Next" w:hAnsi="Avenir Next" w:cs="Avenir Next" w:eastAsia="Avenir Next"/>
                       <w:color w:val="1A1A1A"/>
-                      <w:sz w:val="22"/>
-                      <w:szCs w:val="22"/>
+                      <w:sz w:val="21"/>
+                      <w:szCs w:val="21"/>
                       <w:u w:val="single"/>
                     </w:rPr>
                     <w:t xml:space="preserve">     </w:t>
@@ -1488,8 +1540,8 @@
                     <w:rPr>
                       <w:rFonts w:ascii="Avenir Next" w:hAnsi="Avenir Next" w:cs="Avenir Next" w:eastAsia="Avenir Next"/>
                       <w:color w:val="1A1A1A"/>
-                      <w:sz w:val="22"/>
-                      <w:szCs w:val="22"/>
+                      <w:sz w:val="21"/>
+                      <w:szCs w:val="21"/>
                     </w:rPr>
                     <w:t xml:space="preserve"> %</w:t>
                   </w:r>
@@ -1519,8 +1571,8 @@
                       <w:rFonts w:ascii="Avenir Next" w:hAnsi="Avenir Next" w:cs="Avenir Next" w:eastAsia="Avenir Next"/>
                       <w:b/>
                       <w:color w:val="003A70"/>
-                      <w:sz w:val="22"/>
-                      <w:szCs w:val="22"/>
+                      <w:sz w:val="21"/>
+                      <w:szCs w:val="21"/>
                     </w:rPr>
                     <w:t xml:space="preserve">c.</w:t>
                   </w:r>
@@ -1528,8 +1580,8 @@
                     <w:rPr>
                       <w:rFonts w:ascii="Avenir Next" w:hAnsi="Avenir Next" w:cs="Avenir Next" w:eastAsia="Avenir Next"/>
                       <w:color w:val="1A1A1A"/>
-                      <w:sz w:val="22"/>
-                      <w:szCs w:val="22"/>
+                      <w:sz w:val="21"/>
+                      <w:szCs w:val="21"/>
                     </w:rPr>
                     <w:tab/>
                   </w:r>
@@ -1537,8 +1589,8 @@
                     <w:rPr>
                       <w:rFonts w:ascii="Avenir Next" w:hAnsi="Avenir Next" w:cs="Avenir Next" w:eastAsia="Avenir Next"/>
                       <w:color w:val="1A1A1A"/>
-                      <w:sz w:val="22"/>
-                      <w:szCs w:val="22"/>
+                      <w:sz w:val="21"/>
+                      <w:szCs w:val="21"/>
                     </w:rPr>
                     <w:t xml:space="preserve">1 out of 4 =</w:t>
                   </w:r>
@@ -1546,8 +1598,8 @@
                     <w:rPr>
                       <w:rFonts w:ascii="Avenir Next" w:hAnsi="Avenir Next" w:cs="Avenir Next" w:eastAsia="Avenir Next"/>
                       <w:color w:val="1A1A1A"/>
-                      <w:sz w:val="22"/>
-                      <w:szCs w:val="22"/>
+                      <w:sz w:val="21"/>
+                      <w:szCs w:val="21"/>
                     </w:rPr>
                     <w:t xml:space="preserve">  </w:t>
                   </w:r>
@@ -1555,8 +1607,8 @@
                     <w:rPr>
                       <w:rFonts w:ascii="Avenir Next" w:hAnsi="Avenir Next" w:cs="Avenir Next" w:eastAsia="Avenir Next"/>
                       <w:color w:val="1A1A1A"/>
-                      <w:sz w:val="22"/>
-                      <w:szCs w:val="22"/>
+                      <w:sz w:val="21"/>
+                      <w:szCs w:val="21"/>
                       <w:u w:val="single"/>
                     </w:rPr>
                     <w:t xml:space="preserve">     </w:t>
@@ -1565,8 +1617,8 @@
                     <w:rPr>
                       <w:rFonts w:ascii="Avenir Next" w:hAnsi="Avenir Next" w:cs="Avenir Next" w:eastAsia="Avenir Next"/>
                       <w:color w:val="1A1A1A"/>
-                      <w:sz w:val="22"/>
-                      <w:szCs w:val="22"/>
+                      <w:sz w:val="21"/>
+                      <w:szCs w:val="21"/>
                     </w:rPr>
                     <w:t xml:space="preserve"> %</w:t>
                   </w:r>
@@ -1590,8 +1642,8 @@
                       <w:rFonts w:ascii="Avenir Next" w:hAnsi="Avenir Next" w:cs="Avenir Next" w:eastAsia="Avenir Next"/>
                       <w:b/>
                       <w:color w:val="003A70"/>
-                      <w:sz w:val="22"/>
-                      <w:szCs w:val="22"/>
+                      <w:sz w:val="21"/>
+                      <w:szCs w:val="21"/>
                     </w:rPr>
                     <w:t xml:space="preserve">d.</w:t>
                   </w:r>
@@ -1599,8 +1651,8 @@
                     <w:rPr>
                       <w:rFonts w:ascii="Avenir Next" w:hAnsi="Avenir Next" w:cs="Avenir Next" w:eastAsia="Avenir Next"/>
                       <w:color w:val="1A1A1A"/>
-                      <w:sz w:val="22"/>
-                      <w:szCs w:val="22"/>
+                      <w:sz w:val="21"/>
+                      <w:szCs w:val="21"/>
                     </w:rPr>
                     <w:tab/>
                   </w:r>
@@ -1608,8 +1660,8 @@
                     <w:rPr>
                       <w:rFonts w:ascii="Avenir Next" w:hAnsi="Avenir Next" w:cs="Avenir Next" w:eastAsia="Avenir Next"/>
                       <w:color w:val="1A1A1A"/>
-                      <w:sz w:val="22"/>
-                      <w:szCs w:val="22"/>
+                      <w:sz w:val="21"/>
+                      <w:szCs w:val="21"/>
                     </w:rPr>
                     <w:t xml:space="preserve">17 out of 50 =</w:t>
                   </w:r>
@@ -1617,8 +1669,8 @@
                     <w:rPr>
                       <w:rFonts w:ascii="Avenir Next" w:hAnsi="Avenir Next" w:cs="Avenir Next" w:eastAsia="Avenir Next"/>
                       <w:color w:val="1A1A1A"/>
-                      <w:sz w:val="22"/>
-                      <w:szCs w:val="22"/>
+                      <w:sz w:val="21"/>
+                      <w:szCs w:val="21"/>
                     </w:rPr>
                     <w:t xml:space="preserve">  </w:t>
                   </w:r>
@@ -1626,8 +1678,8 @@
                     <w:rPr>
                       <w:rFonts w:ascii="Avenir Next" w:hAnsi="Avenir Next" w:cs="Avenir Next" w:eastAsia="Avenir Next"/>
                       <w:color w:val="1A1A1A"/>
-                      <w:sz w:val="22"/>
-                      <w:szCs w:val="22"/>
+                      <w:sz w:val="21"/>
+                      <w:szCs w:val="21"/>
                       <w:u w:val="single"/>
                     </w:rPr>
                     <w:t xml:space="preserve">     </w:t>
@@ -1636,8 +1688,8 @@
                     <w:rPr>
                       <w:rFonts w:ascii="Avenir Next" w:hAnsi="Avenir Next" w:cs="Avenir Next" w:eastAsia="Avenir Next"/>
                       <w:color w:val="1A1A1A"/>
-                      <w:sz w:val="22"/>
-                      <w:szCs w:val="22"/>
+                      <w:sz w:val="21"/>
+                      <w:szCs w:val="21"/>
                     </w:rPr>
                     <w:t xml:space="preserve"> %</w:t>
                   </w:r>
@@ -1667,8 +1719,8 @@
                       <w:rFonts w:ascii="Avenir Next" w:hAnsi="Avenir Next" w:cs="Avenir Next" w:eastAsia="Avenir Next"/>
                       <w:b/>
                       <w:color w:val="003A70"/>
-                      <w:sz w:val="22"/>
-                      <w:szCs w:val="22"/>
+                      <w:sz w:val="21"/>
+                      <w:szCs w:val="21"/>
                     </w:rPr>
                     <w:t xml:space="preserve">e.</w:t>
                   </w:r>
@@ -1676,8 +1728,8 @@
                     <w:rPr>
                       <w:rFonts w:ascii="Avenir Next" w:hAnsi="Avenir Next" w:cs="Avenir Next" w:eastAsia="Avenir Next"/>
                       <w:color w:val="1A1A1A"/>
-                      <w:sz w:val="22"/>
-                      <w:szCs w:val="22"/>
+                      <w:sz w:val="21"/>
+                      <w:szCs w:val="21"/>
                     </w:rPr>
                     <w:tab/>
                   </w:r>
@@ -1685,8 +1737,8 @@
                     <w:rPr>
                       <w:rFonts w:ascii="Avenir Next" w:hAnsi="Avenir Next" w:cs="Avenir Next" w:eastAsia="Avenir Next"/>
                       <w:color w:val="1A1A1A"/>
-                      <w:sz w:val="22"/>
-                      <w:szCs w:val="22"/>
+                      <w:sz w:val="21"/>
+                      <w:szCs w:val="21"/>
                     </w:rPr>
                     <w:t xml:space="preserve">9 out of 25 =</w:t>
                   </w:r>
@@ -1694,8 +1746,8 @@
                     <w:rPr>
                       <w:rFonts w:ascii="Avenir Next" w:hAnsi="Avenir Next" w:cs="Avenir Next" w:eastAsia="Avenir Next"/>
                       <w:color w:val="1A1A1A"/>
-                      <w:sz w:val="22"/>
-                      <w:szCs w:val="22"/>
+                      <w:sz w:val="21"/>
+                      <w:szCs w:val="21"/>
                     </w:rPr>
                     <w:t xml:space="preserve">  </w:t>
                   </w:r>
@@ -1703,8 +1755,8 @@
                     <w:rPr>
                       <w:rFonts w:ascii="Avenir Next" w:hAnsi="Avenir Next" w:cs="Avenir Next" w:eastAsia="Avenir Next"/>
                       <w:color w:val="1A1A1A"/>
-                      <w:sz w:val="22"/>
-                      <w:szCs w:val="22"/>
+                      <w:sz w:val="21"/>
+                      <w:szCs w:val="21"/>
                       <w:u w:val="single"/>
                     </w:rPr>
                     <w:t xml:space="preserve">     </w:t>
@@ -1713,8 +1765,8 @@
                     <w:rPr>
                       <w:rFonts w:ascii="Avenir Next" w:hAnsi="Avenir Next" w:cs="Avenir Next" w:eastAsia="Avenir Next"/>
                       <w:color w:val="1A1A1A"/>
-                      <w:sz w:val="22"/>
-                      <w:szCs w:val="22"/>
+                      <w:sz w:val="21"/>
+                      <w:szCs w:val="21"/>
                     </w:rPr>
                     <w:t xml:space="preserve"> %</w:t>
                   </w:r>
@@ -1738,8 +1790,8 @@
                       <w:rFonts w:ascii="Avenir Next" w:hAnsi="Avenir Next" w:cs="Avenir Next" w:eastAsia="Avenir Next"/>
                       <w:b/>
                       <w:color w:val="003A70"/>
-                      <w:sz w:val="22"/>
-                      <w:szCs w:val="22"/>
+                      <w:sz w:val="21"/>
+                      <w:szCs w:val="21"/>
                     </w:rPr>
                     <w:t xml:space="preserve">f.</w:t>
                   </w:r>
@@ -1747,8 +1799,8 @@
                     <w:rPr>
                       <w:rFonts w:ascii="Avenir Next" w:hAnsi="Avenir Next" w:cs="Avenir Next" w:eastAsia="Avenir Next"/>
                       <w:color w:val="1A1A1A"/>
-                      <w:sz w:val="22"/>
-                      <w:szCs w:val="22"/>
+                      <w:sz w:val="21"/>
+                      <w:szCs w:val="21"/>
                     </w:rPr>
                     <w:tab/>
                   </w:r>
@@ -1756,8 +1808,8 @@
                     <w:rPr>
                       <w:rFonts w:ascii="Avenir Next" w:hAnsi="Avenir Next" w:cs="Avenir Next" w:eastAsia="Avenir Next"/>
                       <w:color w:val="1A1A1A"/>
-                      <w:sz w:val="22"/>
-                      <w:szCs w:val="22"/>
+                      <w:sz w:val="21"/>
+                      <w:szCs w:val="21"/>
                     </w:rPr>
                     <w:t xml:space="preserve">60 compared to 50 =</w:t>
                   </w:r>
@@ -1765,8 +1817,8 @@
                     <w:rPr>
                       <w:rFonts w:ascii="Avenir Next" w:hAnsi="Avenir Next" w:cs="Avenir Next" w:eastAsia="Avenir Next"/>
                       <w:color w:val="1A1A1A"/>
-                      <w:sz w:val="22"/>
-                      <w:szCs w:val="22"/>
+                      <w:sz w:val="21"/>
+                      <w:szCs w:val="21"/>
                     </w:rPr>
                     <w:t xml:space="preserve">  </w:t>
                   </w:r>
@@ -1774,8 +1826,8 @@
                     <w:rPr>
                       <w:rFonts w:ascii="Avenir Next" w:hAnsi="Avenir Next" w:cs="Avenir Next" w:eastAsia="Avenir Next"/>
                       <w:color w:val="1A1A1A"/>
-                      <w:sz w:val="22"/>
-                      <w:szCs w:val="22"/>
+                      <w:sz w:val="21"/>
+                      <w:szCs w:val="21"/>
                       <w:u w:val="single"/>
                     </w:rPr>
                     <w:t xml:space="preserve">     </w:t>
@@ -1784,8 +1836,8 @@
                     <w:rPr>
                       <w:rFonts w:ascii="Avenir Next" w:hAnsi="Avenir Next" w:cs="Avenir Next" w:eastAsia="Avenir Next"/>
                       <w:color w:val="1A1A1A"/>
-                      <w:sz w:val="22"/>
-                      <w:szCs w:val="22"/>
+                      <w:sz w:val="21"/>
+                      <w:szCs w:val="21"/>
                     </w:rPr>
                     <w:t xml:space="preserve"> %</w:t>
                   </w:r>
@@ -1855,7 +1907,7 @@
           <w:sz w:val="17"/>
           <w:szCs w:val="17"/>
         </w:rPr>
-        <w:t xml:space="preserve">Builds on Lesson 3-3 Session 2 · 6.RP.A.3a</w:t>
+        <w:t xml:space="preserve">Builds on Lesson 3-3 Session 2</w:t>
       </w:r>
     </w:p>
     <w:tbl>
@@ -1927,7 +1979,7 @@
                 <w:sz w:val="20"/>
                 <w:szCs w:val="20"/>
               </w:rPr>
-              <w:t xml:space="preserve">You will scale 30 : 12 to a number out of 100 for a seedling’s growth.</w:t>
+              <w:t xml:space="preserve">You will scale a ratio like 30 : 12 to a number out of 100 for a seedling’s height.</w:t>
             </w:r>
           </w:p>
         </w:tc>
@@ -1986,7 +2038,7 @@
                 <w:sz w:val="20"/>
                 <w:szCs w:val="20"/>
               </w:rPr>
-              <w:t xml:space="preserve">You will use it in Practice Form A, problems 3 and 8.</w:t>
+              <w:t xml:space="preserve">You will use it in Practice, problems 3 and 8.</w:t>
             </w:r>
           </w:p>
         </w:tc>
@@ -2002,6 +2054,7 @@
           <w:tab w:val="right" w:pos="9504"/>
         </w:tabs>
         <w:spacing w:before="50" w:after="36" w:line="240" w:lineRule="auto"/>
+        <w:outlineLvl w:val="1"/>
       </w:pPr>
       <w:r>
         <w:rPr>
@@ -2250,6 +2303,7 @@
           <w:tab w:val="right" w:pos="9504"/>
         </w:tabs>
         <w:spacing w:before="50" w:after="36" w:line="240" w:lineRule="auto"/>
+        <w:outlineLvl w:val="1"/>
       </w:pPr>
       <w:r>
         <w:rPr>
@@ -2476,6 +2530,7 @@
           <w:tab w:val="right" w:pos="9504"/>
         </w:tabs>
         <w:spacing w:before="50" w:after="36" w:line="240" w:lineRule="auto"/>
+        <w:outlineLvl w:val="1"/>
       </w:pPr>
       <w:r>
         <w:rPr>
@@ -2522,8 +2577,8 @@
           <w:rFonts w:ascii="Avenir Next" w:hAnsi="Avenir Next" w:cs="Avenir Next" w:eastAsia="Avenir Next"/>
           <w:b/>
           <w:color w:val="1A1A1A"/>
-          <w:sz w:val="22"/>
-          <w:szCs w:val="22"/>
+          <w:sz w:val="21"/>
+          <w:szCs w:val="21"/>
         </w:rPr>
         <w:t xml:space="preserve">4.</w:t>
       </w:r>
@@ -2531,8 +2586,8 @@
         <w:rPr>
           <w:rFonts w:ascii="Avenir Next" w:hAnsi="Avenir Next" w:cs="Avenir Next" w:eastAsia="Avenir Next"/>
           <w:color w:val="1A1A1A"/>
-          <w:sz w:val="22"/>
-          <w:szCs w:val="22"/>
+          <w:sz w:val="21"/>
+          <w:szCs w:val="21"/>
         </w:rPr>
         <w:tab/>
       </w:r>
@@ -2540,8 +2595,8 @@
         <w:rPr>
           <w:rFonts w:ascii="Avenir Next" w:hAnsi="Avenir Next" w:cs="Avenir Next" w:eastAsia="Avenir Next"/>
           <w:color w:val="1A1A1A"/>
-          <w:sz w:val="22"/>
-          <w:szCs w:val="22"/>
+          <w:sz w:val="21"/>
+          <w:szCs w:val="21"/>
         </w:rPr>
         <w:t xml:space="preserve">Find the missing term: 9 : 15 = </w:t>
       </w:r>
@@ -2549,8 +2604,8 @@
         <w:rPr>
           <w:rFonts w:ascii="Avenir Next" w:hAnsi="Avenir Next" w:cs="Avenir Next" w:eastAsia="Avenir Next"/>
           <w:color w:val="1A1A1A"/>
-          <w:sz w:val="22"/>
-          <w:szCs w:val="22"/>
+          <w:sz w:val="21"/>
+          <w:szCs w:val="21"/>
           <w:u w:val="single"/>
         </w:rPr>
         <w:t xml:space="preserve">      </w:t>
@@ -2559,8 +2614,8 @@
         <w:rPr>
           <w:rFonts w:ascii="Avenir Next" w:hAnsi="Avenir Next" w:cs="Avenir Next" w:eastAsia="Avenir Next"/>
           <w:color w:val="1A1A1A"/>
-          <w:sz w:val="22"/>
-          <w:szCs w:val="22"/>
+          <w:sz w:val="21"/>
+          <w:szCs w:val="21"/>
         </w:rPr>
         <w:t xml:space="preserve"> : 100.</w:t>
       </w:r>
@@ -2713,8 +2768,37 @@
           <w:color w:val="1A1A1A"/>
           <w:sz w:val="21"/>
           <w:szCs w:val="21"/>
-        </w:rPr>
-        <w:t xml:space="preserve">3 × 20 = </w:t>
+          <w:u w:val="single"/>
+        </w:rPr>
+        <w:t xml:space="preserve">                </w:t>
+      </w:r>
+      <w:r>
+        <w:rPr>
+          <w:rFonts w:ascii="Avenir Next" w:hAnsi="Avenir Next" w:cs="Avenir Next" w:eastAsia="Avenir Next"/>
+          <w:color w:val="1A1A1A"/>
+          <w:sz w:val="21"/>
+          <w:szCs w:val="21"/>
+        </w:rPr>
+        <w:t xml:space="preserve"> × </w:t>
+      </w:r>
+      <w:r>
+        <w:rPr>
+          <w:rFonts w:ascii="Avenir Next" w:hAnsi="Avenir Next" w:cs="Avenir Next" w:eastAsia="Avenir Next"/>
+          <w:color w:val="1A1A1A"/>
+          <w:sz w:val="21"/>
+          <w:szCs w:val="21"/>
+          <w:u w:val="single"/>
+        </w:rPr>
+        <w:t xml:space="preserve">                </w:t>
+      </w:r>
+      <w:r>
+        <w:rPr>
+          <w:rFonts w:ascii="Avenir Next" w:hAnsi="Avenir Next" w:cs="Avenir Next" w:eastAsia="Avenir Next"/>
+          <w:color w:val="1A1A1A"/>
+          <w:sz w:val="21"/>
+          <w:szCs w:val="21"/>
+        </w:rPr>
+        <w:t xml:space="preserve"> = </w:t>
       </w:r>
       <w:r>
         <w:rPr>
@@ -2774,8 +2858,8 @@
           <w:rFonts w:ascii="Avenir Next" w:hAnsi="Avenir Next" w:cs="Avenir Next" w:eastAsia="Avenir Next"/>
           <w:b/>
           <w:color w:val="1A1A1A"/>
-          <w:sz w:val="22"/>
-          <w:szCs w:val="22"/>
+          <w:sz w:val="21"/>
+          <w:szCs w:val="21"/>
         </w:rPr>
         <w:t xml:space="preserve">5.</w:t>
       </w:r>
@@ -2783,8 +2867,8 @@
         <w:rPr>
           <w:rFonts w:ascii="Avenir Next" w:hAnsi="Avenir Next" w:cs="Avenir Next" w:eastAsia="Avenir Next"/>
           <w:color w:val="1A1A1A"/>
-          <w:sz w:val="22"/>
-          <w:szCs w:val="22"/>
+          <w:sz w:val="21"/>
+          <w:szCs w:val="21"/>
         </w:rPr>
         <w:tab/>
       </w:r>
@@ -2792,8 +2876,8 @@
         <w:rPr>
           <w:rFonts w:ascii="Avenir Next" w:hAnsi="Avenir Next" w:cs="Avenir Next" w:eastAsia="Avenir Next"/>
           <w:color w:val="1A1A1A"/>
-          <w:sz w:val="22"/>
-          <w:szCs w:val="22"/>
+          <w:sz w:val="21"/>
+          <w:szCs w:val="21"/>
         </w:rPr>
         <w:t xml:space="preserve">Find the missing term: 14 : 40 = </w:t>
       </w:r>
@@ -2801,8 +2885,8 @@
         <w:rPr>
           <w:rFonts w:ascii="Avenir Next" w:hAnsi="Avenir Next" w:cs="Avenir Next" w:eastAsia="Avenir Next"/>
           <w:color w:val="1A1A1A"/>
-          <w:sz w:val="22"/>
-          <w:szCs w:val="22"/>
+          <w:sz w:val="21"/>
+          <w:szCs w:val="21"/>
           <w:u w:val="single"/>
         </w:rPr>
         <w:t xml:space="preserve">      </w:t>
@@ -2811,8 +2895,8 @@
         <w:rPr>
           <w:rFonts w:ascii="Avenir Next" w:hAnsi="Avenir Next" w:cs="Avenir Next" w:eastAsia="Avenir Next"/>
           <w:color w:val="1A1A1A"/>
-          <w:sz w:val="22"/>
-          <w:szCs w:val="22"/>
+          <w:sz w:val="21"/>
+          <w:szCs w:val="21"/>
         </w:rPr>
         <w:t xml:space="preserve"> : 100.</w:t>
       </w:r>
@@ -2908,8 +2992,18 @@
           <w:color w:val="1A1A1A"/>
           <w:sz w:val="21"/>
           <w:szCs w:val="21"/>
-        </w:rPr>
-        <w:t xml:space="preserve">20 × </w:t>
+          <w:u w:val="single"/>
+        </w:rPr>
+        <w:t xml:space="preserve">                </w:t>
+      </w:r>
+      <w:r>
+        <w:rPr>
+          <w:rFonts w:ascii="Avenir Next" w:hAnsi="Avenir Next" w:cs="Avenir Next" w:eastAsia="Avenir Next"/>
+          <w:color w:val="1A1A1A"/>
+          <w:sz w:val="21"/>
+          <w:szCs w:val="21"/>
+        </w:rPr>
+        <w:t xml:space="preserve"> × </w:t>
       </w:r>
       <w:r>
         <w:rPr>
@@ -2966,7 +3060,26 @@
           <w:sz w:val="21"/>
           <w:szCs w:val="21"/>
         </w:rPr>
-        <w:t xml:space="preserve">7 × 5 = </w:t>
+        <w:t xml:space="preserve">7 × </w:t>
+      </w:r>
+      <w:r>
+        <w:rPr>
+          <w:rFonts w:ascii="Avenir Next" w:hAnsi="Avenir Next" w:cs="Avenir Next" w:eastAsia="Avenir Next"/>
+          <w:color w:val="1A1A1A"/>
+          <w:sz w:val="21"/>
+          <w:szCs w:val="21"/>
+          <w:u w:val="single"/>
+        </w:rPr>
+        <w:t xml:space="preserve">                </w:t>
+      </w:r>
+      <w:r>
+        <w:rPr>
+          <w:rFonts w:ascii="Avenir Next" w:hAnsi="Avenir Next" w:cs="Avenir Next" w:eastAsia="Avenir Next"/>
+          <w:color w:val="1A1A1A"/>
+          <w:sz w:val="21"/>
+          <w:szCs w:val="21"/>
+        </w:rPr>
+        <w:t xml:space="preserve"> = </w:t>
       </w:r>
       <w:r>
         <w:rPr>
@@ -3022,6 +3135,7 @@
           <w:tab w:val="right" w:pos="9504"/>
         </w:tabs>
         <w:spacing w:before="50" w:after="36" w:line="240" w:lineRule="auto"/>
+        <w:outlineLvl w:val="1"/>
       </w:pPr>
       <w:r>
         <w:rPr>
@@ -3106,8 +3220,8 @@
                 <w:rFonts w:ascii="Avenir Next" w:hAnsi="Avenir Next" w:cs="Avenir Next" w:eastAsia="Avenir Next"/>
                 <w:b/>
                 <w:color w:val="1A1A1A"/>
-                <w:sz w:val="22"/>
-                <w:szCs w:val="22"/>
+                <w:sz w:val="21"/>
+                <w:szCs w:val="21"/>
               </w:rPr>
               <w:t xml:space="preserve">6.</w:t>
             </w:r>
@@ -3115,8 +3229,8 @@
               <w:rPr>
                 <w:rFonts w:ascii="Avenir Next" w:hAnsi="Avenir Next" w:cs="Avenir Next" w:eastAsia="Avenir Next"/>
                 <w:color w:val="1A1A1A"/>
-                <w:sz w:val="22"/>
-                <w:szCs w:val="22"/>
+                <w:sz w:val="21"/>
+                <w:szCs w:val="21"/>
               </w:rPr>
               <w:tab/>
             </w:r>
@@ -3124,8 +3238,8 @@
               <w:rPr>
                 <w:rFonts w:ascii="Avenir Next" w:hAnsi="Avenir Next" w:cs="Avenir Next" w:eastAsia="Avenir Next"/>
                 <w:color w:val="1A1A1A"/>
-                <w:sz w:val="22"/>
-                <w:szCs w:val="22"/>
+                <w:sz w:val="21"/>
+                <w:szCs w:val="21"/>
               </w:rPr>
               <w:t xml:space="preserve">Find each missing term.</w:t>
             </w:r>
@@ -3180,8 +3294,8 @@
                       <w:rFonts w:ascii="Avenir Next" w:hAnsi="Avenir Next" w:cs="Avenir Next" w:eastAsia="Avenir Next"/>
                       <w:b/>
                       <w:color w:val="003A70"/>
-                      <w:sz w:val="22"/>
-                      <w:szCs w:val="22"/>
+                      <w:sz w:val="21"/>
+                      <w:szCs w:val="21"/>
                     </w:rPr>
                     <w:t xml:space="preserve">a.</w:t>
                   </w:r>
@@ -3189,8 +3303,8 @@
                     <w:rPr>
                       <w:rFonts w:ascii="Avenir Next" w:hAnsi="Avenir Next" w:cs="Avenir Next" w:eastAsia="Avenir Next"/>
                       <w:color w:val="1A1A1A"/>
-                      <w:sz w:val="22"/>
-                      <w:szCs w:val="22"/>
+                      <w:sz w:val="21"/>
+                      <w:szCs w:val="21"/>
                     </w:rPr>
                     <w:tab/>
                   </w:r>
@@ -3198,8 +3312,8 @@
                     <w:rPr>
                       <w:rFonts w:ascii="Avenir Next" w:hAnsi="Avenir Next" w:cs="Avenir Next" w:eastAsia="Avenir Next"/>
                       <w:color w:val="1A1A1A"/>
-                      <w:sz w:val="22"/>
-                      <w:szCs w:val="22"/>
+                      <w:sz w:val="21"/>
+                      <w:szCs w:val="21"/>
                     </w:rPr>
                     <w:t xml:space="preserve">9 : 30 = </w:t>
                   </w:r>
@@ -3207,8 +3321,8 @@
                     <w:rPr>
                       <w:rFonts w:ascii="Avenir Next" w:hAnsi="Avenir Next" w:cs="Avenir Next" w:eastAsia="Avenir Next"/>
                       <w:color w:val="1A1A1A"/>
-                      <w:sz w:val="22"/>
-                      <w:szCs w:val="22"/>
+                      <w:sz w:val="21"/>
+                      <w:szCs w:val="21"/>
                       <w:u w:val="single"/>
                     </w:rPr>
                     <w:t xml:space="preserve">      </w:t>
@@ -3217,8 +3331,8 @@
                     <w:rPr>
                       <w:rFonts w:ascii="Avenir Next" w:hAnsi="Avenir Next" w:cs="Avenir Next" w:eastAsia="Avenir Next"/>
                       <w:color w:val="1A1A1A"/>
-                      <w:sz w:val="22"/>
-                      <w:szCs w:val="22"/>
+                      <w:sz w:val="21"/>
+                      <w:szCs w:val="21"/>
                     </w:rPr>
                     <w:t xml:space="preserve"> : 100</w:t>
                   </w:r>
@@ -3242,8 +3356,8 @@
                       <w:rFonts w:ascii="Avenir Next" w:hAnsi="Avenir Next" w:cs="Avenir Next" w:eastAsia="Avenir Next"/>
                       <w:b/>
                       <w:color w:val="003A70"/>
-                      <w:sz w:val="22"/>
-                      <w:szCs w:val="22"/>
+                      <w:sz w:val="21"/>
+                      <w:szCs w:val="21"/>
                     </w:rPr>
                     <w:t xml:space="preserve">b.</w:t>
                   </w:r>
@@ -3251,8 +3365,8 @@
                     <w:rPr>
                       <w:rFonts w:ascii="Avenir Next" w:hAnsi="Avenir Next" w:cs="Avenir Next" w:eastAsia="Avenir Next"/>
                       <w:color w:val="1A1A1A"/>
-                      <w:sz w:val="22"/>
-                      <w:szCs w:val="22"/>
+                      <w:sz w:val="21"/>
+                      <w:szCs w:val="21"/>
                     </w:rPr>
                     <w:tab/>
                   </w:r>
@@ -3260,8 +3374,8 @@
                     <w:rPr>
                       <w:rFonts w:ascii="Avenir Next" w:hAnsi="Avenir Next" w:cs="Avenir Next" w:eastAsia="Avenir Next"/>
                       <w:color w:val="1A1A1A"/>
-                      <w:sz w:val="22"/>
-                      <w:szCs w:val="22"/>
+                      <w:sz w:val="21"/>
+                      <w:szCs w:val="21"/>
                     </w:rPr>
                     <w:t xml:space="preserve">12 : 16 = </w:t>
                   </w:r>
@@ -3269,8 +3383,8 @@
                     <w:rPr>
                       <w:rFonts w:ascii="Avenir Next" w:hAnsi="Avenir Next" w:cs="Avenir Next" w:eastAsia="Avenir Next"/>
                       <w:color w:val="1A1A1A"/>
-                      <w:sz w:val="22"/>
-                      <w:szCs w:val="22"/>
+                      <w:sz w:val="21"/>
+                      <w:szCs w:val="21"/>
                       <w:u w:val="single"/>
                     </w:rPr>
                     <w:t xml:space="preserve">      </w:t>
@@ -3279,8 +3393,8 @@
                     <w:rPr>
                       <w:rFonts w:ascii="Avenir Next" w:hAnsi="Avenir Next" w:cs="Avenir Next" w:eastAsia="Avenir Next"/>
                       <w:color w:val="1A1A1A"/>
-                      <w:sz w:val="22"/>
-                      <w:szCs w:val="22"/>
+                      <w:sz w:val="21"/>
+                      <w:szCs w:val="21"/>
                     </w:rPr>
                     <w:t xml:space="preserve"> : 100</w:t>
                   </w:r>
@@ -3304,8 +3418,8 @@
                       <w:rFonts w:ascii="Avenir Next" w:hAnsi="Avenir Next" w:cs="Avenir Next" w:eastAsia="Avenir Next"/>
                       <w:b/>
                       <w:color w:val="003A70"/>
-                      <w:sz w:val="22"/>
-                      <w:szCs w:val="22"/>
+                      <w:sz w:val="21"/>
+                      <w:szCs w:val="21"/>
                     </w:rPr>
                     <w:t xml:space="preserve">c.</w:t>
                   </w:r>
@@ -3313,8 +3427,8 @@
                     <w:rPr>
                       <w:rFonts w:ascii="Avenir Next" w:hAnsi="Avenir Next" w:cs="Avenir Next" w:eastAsia="Avenir Next"/>
                       <w:color w:val="1A1A1A"/>
-                      <w:sz w:val="22"/>
-                      <w:szCs w:val="22"/>
+                      <w:sz w:val="21"/>
+                      <w:szCs w:val="21"/>
                     </w:rPr>
                     <w:tab/>
                   </w:r>
@@ -3322,8 +3436,8 @@
                     <w:rPr>
                       <w:rFonts w:ascii="Avenir Next" w:hAnsi="Avenir Next" w:cs="Avenir Next" w:eastAsia="Avenir Next"/>
                       <w:color w:val="1A1A1A"/>
-                      <w:sz w:val="22"/>
-                      <w:szCs w:val="22"/>
+                      <w:sz w:val="21"/>
+                      <w:szCs w:val="21"/>
                     </w:rPr>
                     <w:t xml:space="preserve">27 : 60 = </w:t>
                   </w:r>
@@ -3331,8 +3445,8 @@
                     <w:rPr>
                       <w:rFonts w:ascii="Avenir Next" w:hAnsi="Avenir Next" w:cs="Avenir Next" w:eastAsia="Avenir Next"/>
                       <w:color w:val="1A1A1A"/>
-                      <w:sz w:val="22"/>
-                      <w:szCs w:val="22"/>
+                      <w:sz w:val="21"/>
+                      <w:szCs w:val="21"/>
                       <w:u w:val="single"/>
                     </w:rPr>
                     <w:t xml:space="preserve">      </w:t>
@@ -3341,8 +3455,8 @@
                     <w:rPr>
                       <w:rFonts w:ascii="Avenir Next" w:hAnsi="Avenir Next" w:cs="Avenir Next" w:eastAsia="Avenir Next"/>
                       <w:color w:val="1A1A1A"/>
-                      <w:sz w:val="22"/>
-                      <w:szCs w:val="22"/>
+                      <w:sz w:val="21"/>
+                      <w:szCs w:val="21"/>
                     </w:rPr>
                     <w:t xml:space="preserve"> : 100</w:t>
                   </w:r>
@@ -3372,8 +3486,8 @@
                       <w:rFonts w:ascii="Avenir Next" w:hAnsi="Avenir Next" w:cs="Avenir Next" w:eastAsia="Avenir Next"/>
                       <w:b/>
                       <w:color w:val="003A70"/>
-                      <w:sz w:val="22"/>
-                      <w:szCs w:val="22"/>
+                      <w:sz w:val="21"/>
+                      <w:szCs w:val="21"/>
                     </w:rPr>
                     <w:t xml:space="preserve">d.</w:t>
                   </w:r>
@@ -3381,8 +3495,8 @@
                     <w:rPr>
                       <w:rFonts w:ascii="Avenir Next" w:hAnsi="Avenir Next" w:cs="Avenir Next" w:eastAsia="Avenir Next"/>
                       <w:color w:val="1A1A1A"/>
-                      <w:sz w:val="22"/>
-                      <w:szCs w:val="22"/>
+                      <w:sz w:val="21"/>
+                      <w:szCs w:val="21"/>
                     </w:rPr>
                     <w:tab/>
                   </w:r>
@@ -3390,8 +3504,8 @@
                     <w:rPr>
                       <w:rFonts w:ascii="Avenir Next" w:hAnsi="Avenir Next" w:cs="Avenir Next" w:eastAsia="Avenir Next"/>
                       <w:color w:val="1A1A1A"/>
-                      <w:sz w:val="22"/>
-                      <w:szCs w:val="22"/>
+                      <w:sz w:val="21"/>
+                      <w:szCs w:val="21"/>
                     </w:rPr>
                     <w:t xml:space="preserve">8 : 32 = </w:t>
                   </w:r>
@@ -3399,8 +3513,8 @@
                     <w:rPr>
                       <w:rFonts w:ascii="Avenir Next" w:hAnsi="Avenir Next" w:cs="Avenir Next" w:eastAsia="Avenir Next"/>
                       <w:color w:val="1A1A1A"/>
-                      <w:sz w:val="22"/>
-                      <w:szCs w:val="22"/>
+                      <w:sz w:val="21"/>
+                      <w:szCs w:val="21"/>
                       <w:u w:val="single"/>
                     </w:rPr>
                     <w:t xml:space="preserve">      </w:t>
@@ -3409,8 +3523,8 @@
                     <w:rPr>
                       <w:rFonts w:ascii="Avenir Next" w:hAnsi="Avenir Next" w:cs="Avenir Next" w:eastAsia="Avenir Next"/>
                       <w:color w:val="1A1A1A"/>
-                      <w:sz w:val="22"/>
-                      <w:szCs w:val="22"/>
+                      <w:sz w:val="21"/>
+                      <w:szCs w:val="21"/>
                     </w:rPr>
                     <w:t xml:space="preserve"> : 100</w:t>
                   </w:r>
@@ -3434,8 +3548,8 @@
                       <w:rFonts w:ascii="Avenir Next" w:hAnsi="Avenir Next" w:cs="Avenir Next" w:eastAsia="Avenir Next"/>
                       <w:b/>
                       <w:color w:val="003A70"/>
-                      <w:sz w:val="22"/>
-                      <w:szCs w:val="22"/>
+                      <w:sz w:val="21"/>
+                      <w:szCs w:val="21"/>
                     </w:rPr>
                     <w:t xml:space="preserve">e.</w:t>
                   </w:r>
@@ -3443,8 +3557,8 @@
                     <w:rPr>
                       <w:rFonts w:ascii="Avenir Next" w:hAnsi="Avenir Next" w:cs="Avenir Next" w:eastAsia="Avenir Next"/>
                       <w:color w:val="1A1A1A"/>
-                      <w:sz w:val="22"/>
-                      <w:szCs w:val="22"/>
+                      <w:sz w:val="21"/>
+                      <w:szCs w:val="21"/>
                     </w:rPr>
                     <w:tab/>
                   </w:r>
@@ -3452,8 +3566,8 @@
                     <w:rPr>
                       <w:rFonts w:ascii="Avenir Next" w:hAnsi="Avenir Next" w:cs="Avenir Next" w:eastAsia="Avenir Next"/>
                       <w:color w:val="1A1A1A"/>
-                      <w:sz w:val="22"/>
-                      <w:szCs w:val="22"/>
+                      <w:sz w:val="21"/>
+                      <w:szCs w:val="21"/>
                     </w:rPr>
                     <w:t xml:space="preserve">33 : 60 = </w:t>
                   </w:r>
@@ -3461,8 +3575,8 @@
                     <w:rPr>
                       <w:rFonts w:ascii="Avenir Next" w:hAnsi="Avenir Next" w:cs="Avenir Next" w:eastAsia="Avenir Next"/>
                       <w:color w:val="1A1A1A"/>
-                      <w:sz w:val="22"/>
-                      <w:szCs w:val="22"/>
+                      <w:sz w:val="21"/>
+                      <w:szCs w:val="21"/>
                       <w:u w:val="single"/>
                     </w:rPr>
                     <w:t xml:space="preserve">      </w:t>
@@ -3471,8 +3585,8 @@
                     <w:rPr>
                       <w:rFonts w:ascii="Avenir Next" w:hAnsi="Avenir Next" w:cs="Avenir Next" w:eastAsia="Avenir Next"/>
                       <w:color w:val="1A1A1A"/>
-                      <w:sz w:val="22"/>
-                      <w:szCs w:val="22"/>
+                      <w:sz w:val="21"/>
+                      <w:szCs w:val="21"/>
                     </w:rPr>
                     <w:t xml:space="preserve"> : 100</w:t>
                   </w:r>
@@ -3496,8 +3610,8 @@
                       <w:rFonts w:ascii="Avenir Next" w:hAnsi="Avenir Next" w:cs="Avenir Next" w:eastAsia="Avenir Next"/>
                       <w:b/>
                       <w:color w:val="003A70"/>
-                      <w:sz w:val="22"/>
-                      <w:szCs w:val="22"/>
+                      <w:sz w:val="21"/>
+                      <w:szCs w:val="21"/>
                     </w:rPr>
                     <w:t xml:space="preserve">f.</w:t>
                   </w:r>
@@ -3505,8 +3619,8 @@
                     <w:rPr>
                       <w:rFonts w:ascii="Avenir Next" w:hAnsi="Avenir Next" w:cs="Avenir Next" w:eastAsia="Avenir Next"/>
                       <w:color w:val="1A1A1A"/>
-                      <w:sz w:val="22"/>
-                      <w:szCs w:val="22"/>
+                      <w:sz w:val="21"/>
+                      <w:szCs w:val="21"/>
                     </w:rPr>
                     <w:tab/>
                   </w:r>
@@ -3514,8 +3628,8 @@
                     <w:rPr>
                       <w:rFonts w:ascii="Avenir Next" w:hAnsi="Avenir Next" w:cs="Avenir Next" w:eastAsia="Avenir Next"/>
                       <w:color w:val="1A1A1A"/>
-                      <w:sz w:val="22"/>
-                      <w:szCs w:val="22"/>
+                      <w:sz w:val="21"/>
+                      <w:szCs w:val="21"/>
                     </w:rPr>
                     <w:t xml:space="preserve">45 : 18 = </w:t>
                   </w:r>
@@ -3523,8 +3637,8 @@
                     <w:rPr>
                       <w:rFonts w:ascii="Avenir Next" w:hAnsi="Avenir Next" w:cs="Avenir Next" w:eastAsia="Avenir Next"/>
                       <w:color w:val="1A1A1A"/>
-                      <w:sz w:val="22"/>
-                      <w:szCs w:val="22"/>
+                      <w:sz w:val="21"/>
+                      <w:szCs w:val="21"/>
                       <w:u w:val="single"/>
                     </w:rPr>
                     <w:t xml:space="preserve">      </w:t>
@@ -3533,8 +3647,8 @@
                     <w:rPr>
                       <w:rFonts w:ascii="Avenir Next" w:hAnsi="Avenir Next" w:cs="Avenir Next" w:eastAsia="Avenir Next"/>
                       <w:color w:val="1A1A1A"/>
-                      <w:sz w:val="22"/>
-                      <w:szCs w:val="22"/>
+                      <w:sz w:val="21"/>
+                      <w:szCs w:val="21"/>
                     </w:rPr>
                     <w:t xml:space="preserve"> : 100</w:t>
                   </w:r>
@@ -3565,6 +3679,7 @@
           <w:tab w:val="right" w:pos="9504"/>
         </w:tabs>
         <w:spacing w:before="50" w:after="36" w:line="240" w:lineRule="auto"/>
+        <w:outlineLvl w:val="1"/>
       </w:pPr>
       <w:r>
         <w:rPr>
@@ -3649,8 +3764,8 @@
                 <w:rFonts w:ascii="Avenir Next" w:hAnsi="Avenir Next" w:cs="Avenir Next" w:eastAsia="Avenir Next"/>
                 <w:b/>
                 <w:color w:val="1A1A1A"/>
-                <w:sz w:val="22"/>
-                <w:szCs w:val="22"/>
+                <w:sz w:val="21"/>
+                <w:szCs w:val="21"/>
               </w:rPr>
               <w:t xml:space="preserve">7.</w:t>
             </w:r>
@@ -3658,8 +3773,8 @@
               <w:rPr>
                 <w:rFonts w:ascii="Avenir Next" w:hAnsi="Avenir Next" w:cs="Avenir Next" w:eastAsia="Avenir Next"/>
                 <w:color w:val="1A1A1A"/>
-                <w:sz w:val="22"/>
-                <w:szCs w:val="22"/>
+                <w:sz w:val="21"/>
+                <w:szCs w:val="21"/>
               </w:rPr>
               <w:tab/>
             </w:r>
@@ -3667,8 +3782,8 @@
               <w:rPr>
                 <w:rFonts w:ascii="Avenir Next" w:hAnsi="Avenir Next" w:cs="Avenir Next" w:eastAsia="Avenir Next"/>
                 <w:color w:val="1A1A1A"/>
-                <w:sz w:val="22"/>
-                <w:szCs w:val="22"/>
+                <w:sz w:val="21"/>
+                <w:szCs w:val="21"/>
               </w:rPr>
               <w:t xml:space="preserve">Which ratio is equivalent to 9 : 12?</w:t>
             </w:r>
@@ -3723,8 +3838,8 @@
                       <w:rFonts w:ascii="Avenir Next" w:hAnsi="Avenir Next" w:cs="Avenir Next" w:eastAsia="Avenir Next"/>
                       <w:b/>
                       <w:color w:val="003A70"/>
-                      <w:sz w:val="21"/>
-                      <w:szCs w:val="21"/>
+                      <w:sz w:val="22"/>
+                      <w:szCs w:val="22"/>
                     </w:rPr>
                     <w:t xml:space="preserve">A</w:t>
                   </w:r>
@@ -3732,8 +3847,8 @@
                     <w:rPr>
                       <w:rFonts w:ascii="Avenir Next" w:hAnsi="Avenir Next" w:cs="Avenir Next" w:eastAsia="Avenir Next"/>
                       <w:color w:val="1A1A1A"/>
-                      <w:sz w:val="21"/>
-                      <w:szCs w:val="21"/>
+                      <w:sz w:val="22"/>
+                      <w:szCs w:val="22"/>
                     </w:rPr>
                     <w:tab/>
                   </w:r>
@@ -3741,8 +3856,8 @@
                     <w:rPr>
                       <w:rFonts w:ascii="Avenir Next" w:hAnsi="Avenir Next" w:cs="Avenir Next" w:eastAsia="Avenir Next"/>
                       <w:color w:val="1A1A1A"/>
-                      <w:sz w:val="21"/>
-                      <w:szCs w:val="21"/>
+                      <w:sz w:val="22"/>
+                      <w:szCs w:val="22"/>
                     </w:rPr>
                     <w:t xml:space="preserve">90 : 100</w:t>
                   </w:r>
@@ -3766,8 +3881,8 @@
                       <w:rFonts w:ascii="Avenir Next" w:hAnsi="Avenir Next" w:cs="Avenir Next" w:eastAsia="Avenir Next"/>
                       <w:b/>
                       <w:color w:val="003A70"/>
-                      <w:sz w:val="21"/>
-                      <w:szCs w:val="21"/>
+                      <w:sz w:val="22"/>
+                      <w:szCs w:val="22"/>
                     </w:rPr>
                     <w:t xml:space="preserve">B</w:t>
                   </w:r>
@@ -3775,8 +3890,8 @@
                     <w:rPr>
                       <w:rFonts w:ascii="Avenir Next" w:hAnsi="Avenir Next" w:cs="Avenir Next" w:eastAsia="Avenir Next"/>
                       <w:color w:val="1A1A1A"/>
-                      <w:sz w:val="21"/>
-                      <w:szCs w:val="21"/>
+                      <w:sz w:val="22"/>
+                      <w:szCs w:val="22"/>
                     </w:rPr>
                     <w:tab/>
                   </w:r>
@@ -3784,8 +3899,8 @@
                     <w:rPr>
                       <w:rFonts w:ascii="Avenir Next" w:hAnsi="Avenir Next" w:cs="Avenir Next" w:eastAsia="Avenir Next"/>
                       <w:color w:val="1A1A1A"/>
-                      <w:sz w:val="21"/>
-                      <w:szCs w:val="21"/>
+                      <w:sz w:val="22"/>
+                      <w:szCs w:val="22"/>
                     </w:rPr>
                     <w:t xml:space="preserve">3 : 100</w:t>
                   </w:r>
@@ -3809,8 +3924,8 @@
                       <w:rFonts w:ascii="Avenir Next" w:hAnsi="Avenir Next" w:cs="Avenir Next" w:eastAsia="Avenir Next"/>
                       <w:b/>
                       <w:color w:val="003A70"/>
-                      <w:sz w:val="21"/>
-                      <w:szCs w:val="21"/>
+                      <w:sz w:val="22"/>
+                      <w:szCs w:val="22"/>
                     </w:rPr>
                     <w:t xml:space="preserve">C</w:t>
                   </w:r>
@@ -3818,8 +3933,8 @@
                     <w:rPr>
                       <w:rFonts w:ascii="Avenir Next" w:hAnsi="Avenir Next" w:cs="Avenir Next" w:eastAsia="Avenir Next"/>
                       <w:color w:val="1A1A1A"/>
-                      <w:sz w:val="21"/>
-                      <w:szCs w:val="21"/>
+                      <w:sz w:val="22"/>
+                      <w:szCs w:val="22"/>
                     </w:rPr>
                     <w:tab/>
                   </w:r>
@@ -3827,8 +3942,8 @@
                     <w:rPr>
                       <w:rFonts w:ascii="Avenir Next" w:hAnsi="Avenir Next" w:cs="Avenir Next" w:eastAsia="Avenir Next"/>
                       <w:color w:val="1A1A1A"/>
-                      <w:sz w:val="21"/>
-                      <w:szCs w:val="21"/>
+                      <w:sz w:val="22"/>
+                      <w:szCs w:val="22"/>
                     </w:rPr>
                     <w:t xml:space="preserve">75 : 100</w:t>
                   </w:r>
@@ -3852,8 +3967,8 @@
                       <w:rFonts w:ascii="Avenir Next" w:hAnsi="Avenir Next" w:cs="Avenir Next" w:eastAsia="Avenir Next"/>
                       <w:b/>
                       <w:color w:val="003A70"/>
-                      <w:sz w:val="21"/>
-                      <w:szCs w:val="21"/>
+                      <w:sz w:val="22"/>
+                      <w:szCs w:val="22"/>
                     </w:rPr>
                     <w:t xml:space="preserve">D</w:t>
                   </w:r>
@@ -3861,8 +3976,8 @@
                     <w:rPr>
                       <w:rFonts w:ascii="Avenir Next" w:hAnsi="Avenir Next" w:cs="Avenir Next" w:eastAsia="Avenir Next"/>
                       <w:color w:val="1A1A1A"/>
-                      <w:sz w:val="21"/>
-                      <w:szCs w:val="21"/>
+                      <w:sz w:val="22"/>
+                      <w:szCs w:val="22"/>
                     </w:rPr>
                     <w:tab/>
                   </w:r>
@@ -3870,8 +3985,8 @@
                     <w:rPr>
                       <w:rFonts w:ascii="Avenir Next" w:hAnsi="Avenir Next" w:cs="Avenir Next" w:eastAsia="Avenir Next"/>
                       <w:color w:val="1A1A1A"/>
-                      <w:sz w:val="21"/>
-                      <w:szCs w:val="21"/>
+                      <w:sz w:val="22"/>
+                      <w:szCs w:val="22"/>
                     </w:rPr>
                     <w:t xml:space="preserve">97 : 100</w:t>
                   </w:r>
@@ -3919,19 +4034,19 @@
         <w:tblLook w:val="0000" w:firstRow="0" w:lastRow="0" w:firstColumn="0" w:lastColumn="0" w:noHBand="1" w:noVBand="1"/>
       </w:tblPr>
       <w:tblGrid>
-        <w:gridCol w:w="2000"/>
-        <w:gridCol w:w="2300"/>
-        <w:gridCol w:w="2100"/>
-        <w:gridCol w:w="3104"/>
+        <w:gridCol w:w="1750"/>
+        <w:gridCol w:w="2500"/>
+        <w:gridCol w:w="2200"/>
+        <w:gridCol w:w="3054"/>
       </w:tblGrid>
       <w:tr>
         <w:trPr>
           <w:cantSplit/>
-          <w:trHeight w:val="320" w:hRule="atLeast"/>
+          <w:trHeight w:val="300" w:hRule="atLeast"/>
         </w:trPr>
         <w:tc>
           <w:tcPr>
-            <w:tcW w:w="2000" w:type="dxa"/>
+            <w:tcW w:w="1750" w:type="dxa"/>
             <w:vAlign w:val="center"/>
           </w:tcPr>
           <w:p>
@@ -3953,7 +4068,7 @@
         </w:tc>
         <w:tc>
           <w:tcPr>
-            <w:tcW w:w="2300" w:type="dxa"/>
+            <w:tcW w:w="2500" w:type="dxa"/>
             <w:vAlign w:val="center"/>
           </w:tcPr>
           <w:p>
@@ -3964,8 +4079,8 @@
               <w:rPr>
                 <w:rFonts w:ascii="Arial" w:hAnsi="Arial" w:cs="Arial" w:eastAsia="Arial"/>
                 <w:color w:val="1A1A1A"/>
-                <w:sz w:val="24"/>
-                <w:szCs w:val="24"/>
+                <w:sz w:val="20"/>
+                <w:szCs w:val="20"/>
               </w:rPr>
               <w:t xml:space="preserve">□</w:t>
             </w:r>
@@ -3982,7 +4097,7 @@
         </w:tc>
         <w:tc>
           <w:tcPr>
-            <w:tcW w:w="2100" w:type="dxa"/>
+            <w:tcW w:w="2200" w:type="dxa"/>
             <w:vAlign w:val="center"/>
           </w:tcPr>
           <w:p>
@@ -3993,8 +4108,8 @@
               <w:rPr>
                 <w:rFonts w:ascii="Arial" w:hAnsi="Arial" w:cs="Arial" w:eastAsia="Arial"/>
                 <w:color w:val="1A1A1A"/>
-                <w:sz w:val="24"/>
-                <w:szCs w:val="24"/>
+                <w:sz w:val="20"/>
+                <w:szCs w:val="20"/>
               </w:rPr>
               <w:t xml:space="preserve">□</w:t>
             </w:r>
@@ -4011,7 +4126,7 @@
         </w:tc>
         <w:tc>
           <w:tcPr>
-            <w:tcW w:w="3104" w:type="dxa"/>
+            <w:tcW w:w="3054" w:type="dxa"/>
             <w:vAlign w:val="center"/>
           </w:tcPr>
           <w:p>
@@ -4022,8 +4137,8 @@
               <w:rPr>
                 <w:rFonts w:ascii="Arial" w:hAnsi="Arial" w:cs="Arial" w:eastAsia="Arial"/>
                 <w:color w:val="1A1A1A"/>
-                <w:sz w:val="24"/>
-                <w:szCs w:val="24"/>
+                <w:sz w:val="20"/>
+                <w:szCs w:val="20"/>
               </w:rPr>
               <w:t xml:space="preserve">□</w:t>
             </w:r>
@@ -4058,7 +4173,7 @@
     <w:sectPr>
       <w:footerReference w:type="default" r:id="rIdFooter1"/>
       <w:pgSz w:w="12240" w:h="15840"/>
-      <w:pgMar w:top="893" w:right="1224" w:bottom="835" w:left="1512" w:header="432" w:footer="432" w:gutter="0"/>
+      <w:pgMar w:top="780" w:right="1224" w:bottom="760" w:left="1512" w:header="432" w:footer="432" w:gutter="0"/>
       <w:cols w:space="720"/>
     </w:sectPr>
   </w:body>
